--- a/templates/P2-0205.docx
+++ b/templates/P2-0205.docx
@@ -481,7 +481,9 @@
           <w:sz w:val="20"/>
           <w:szCs w:val="20"/>
         </w:rPr>
-        <w:t>, {petitioner_names},</w:t>
+        <w:t>, {#petitioners}{pet_name}, {pet_address}</w:t>
+        <w:br/>
+        <w:t>{/petitioners},</w:t>
       </w:r>
       <w:r>
         <w:rPr>

--- a/templates/P2-0205.docx
+++ b/templates/P2-0205.docx
@@ -483,6 +483,8 @@
         </w:rPr>
         <w:t>, {#petitioners}{pet_name}, {pet_address}</w:t>
         <w:br/>
+        <w:t>{pet_relationship}</w:t>
+        <w:br/>
         <w:t>{/petitioners},</w:t>
       </w:r>
       <w:r>
@@ -2961,7 +2963,7 @@
           <w:sz w:val="20"/>
           <w:szCs w:val="20"/>
         </w:rPr>
-        <w:t>this {signing_day} day of {signing_month}, ________.</w:t>
+        <w:t>this {signing_day} day of {signing_month}, {signing_year}.</w:t>
       </w:r>
     </w:p>
     <w:p>
